--- a/template/SK-4/ba SK IV TEMPLATE.docx
+++ b/template/SK-4/ba SK IV TEMPLATE.docx
@@ -234,30 +234,6 @@
               </w:rPr>
               <w:t/>
             </w:r>
-            <w:proofErr w:type="spellStart"/>
-            <w:r>
-              <w:rPr>
-                <w:rFonts w:ascii="Tahoma-Bold" w:hAnsi="Tahoma-Bold"/>
-                <w:b/>
-                <w:bCs/>
-                <w:color w:val="000000" w:themeColor="text1"/>
-                <w:sz w:val="20"/>
-                <w:szCs w:val="20"/>
-              </w:rPr>
-              <w:t/>
-            </w:r>
-            <w:proofErr w:type="spellEnd"/>
-            <w:r>
-              <w:rPr>
-                <w:rFonts w:ascii="Tahoma-Bold" w:hAnsi="Tahoma-Bold"/>
-                <w:b/>
-                <w:bCs/>
-                <w:color w:val="000000" w:themeColor="text1"/>
-                <w:sz w:val="20"/>
-                <w:szCs w:val="20"/>
-              </w:rPr>
-              <w:t/>
-            </w:r>
           </w:p>
           <w:p>
             <w:pPr>
@@ -469,46 +445,6 @@
                 <w:shd w:val="clear" w:color="auto" w:fill="FFFFFF"/>
                 <w:lang w:val="en-US"/>
               </w:rPr>
-              <w:t xml:space="preserve"/>
-            </w:r>
-            <w:proofErr w:type="spellStart"/>
-            <w:r>
-              <w:rPr>
-                <w:rFonts w:ascii="Segoe UI" w:hAnsi="Segoe UI" w:cs="Segoe UI"/>
-                <w:color w:val="000000" w:themeColor="text1"/>
-                <w:shd w:val="clear" w:color="auto" w:fill="FFFFFF"/>
-                <w:lang w:val="en-US"/>
-              </w:rPr>
-              <w:t/>
-            </w:r>
-            <w:proofErr w:type="spellEnd"/>
-            <w:r>
-              <w:rPr>
-                <w:rFonts w:ascii="Segoe UI" w:hAnsi="Segoe UI" w:cs="Segoe UI"/>
-                <w:color w:val="000000" w:themeColor="text1"/>
-                <w:shd w:val="clear" w:color="auto" w:fill="FFFFFF"/>
-                <w:lang w:val="en-US"/>
-              </w:rPr>
-              <w:t xml:space="preserve"/>
-            </w:r>
-            <w:proofErr w:type="spellStart"/>
-            <w:r>
-              <w:rPr>
-                <w:rFonts w:ascii="Segoe UI" w:hAnsi="Segoe UI" w:cs="Segoe UI"/>
-                <w:color w:val="000000" w:themeColor="text1"/>
-                <w:shd w:val="clear" w:color="auto" w:fill="FFFFFF"/>
-                <w:lang w:val="en-US"/>
-              </w:rPr>
-              <w:t/>
-            </w:r>
-            <w:proofErr w:type="spellEnd"/>
-            <w:r>
-              <w:rPr>
-                <w:rFonts w:ascii="Segoe UI" w:hAnsi="Segoe UI" w:cs="Segoe UI"/>
-                <w:color w:val="000000" w:themeColor="text1"/>
-                <w:shd w:val="clear" w:color="auto" w:fill="FFFFFF"/>
-                <w:lang w:val="en-US"/>
-              </w:rPr>
               <w:t/>
             </w:r>
           </w:p>
@@ -627,27 +563,7 @@
                 <w:shd w:val="clear" w:color="auto" w:fill="FFFFFF"/>
                 <w:lang w:val="en-US"/>
               </w:rPr>
-              <w:t xml:space="preserve"/>
-            </w:r>
-            <w:proofErr w:type="spellStart"/>
-            <w:r>
-              <w:rPr>
-                <w:rFonts w:ascii="Segoe UI" w:hAnsi="Segoe UI" w:cs="Segoe UI"/>
-                <w:color w:val="000000" w:themeColor="text1"/>
-                <w:shd w:val="clear" w:color="auto" w:fill="FFFFFF"/>
-                <w:lang w:val="en-US"/>
-              </w:rPr>
               <w:t/>
-            </w:r>
-            <w:proofErr w:type="spellEnd"/>
-            <w:r>
-              <w:rPr>
-                <w:rFonts w:ascii="Segoe UI" w:hAnsi="Segoe UI" w:cs="Segoe UI"/>
-                <w:color w:val="000000" w:themeColor="text1"/>
-                <w:shd w:val="clear" w:color="auto" w:fill="FFFFFF"/>
-                <w:lang w:val="en-US"/>
-              </w:rPr>
-              <w:t xml:space="preserve"/>
             </w:r>
           </w:p>
         </w:tc>
@@ -756,27 +672,7 @@
                 <w:shd w:val="clear" w:color="auto" w:fill="FFFFFF"/>
                 <w:lang w:val="en-US"/>
               </w:rPr>
-              <w:t xml:space="preserve"/>
-            </w:r>
-            <w:proofErr w:type="spellStart"/>
-            <w:r>
-              <w:rPr>
-                <w:rFonts w:ascii="Segoe UI" w:hAnsi="Segoe UI" w:cs="Segoe UI"/>
-                <w:color w:val="000000" w:themeColor="text1"/>
-                <w:shd w:val="clear" w:color="auto" w:fill="FFFFFF"/>
-                <w:lang w:val="en-US"/>
-              </w:rPr>
               <w:t/>
-            </w:r>
-            <w:proofErr w:type="spellEnd"/>
-            <w:r>
-              <w:rPr>
-                <w:rFonts w:ascii="Segoe UI" w:hAnsi="Segoe UI" w:cs="Segoe UI"/>
-                <w:color w:val="000000" w:themeColor="text1"/>
-                <w:shd w:val="clear" w:color="auto" w:fill="FFFFFF"/>
-                <w:lang w:val="en-US"/>
-              </w:rPr>
-              <w:t xml:space="preserve"/>
             </w:r>
           </w:p>
         </w:tc>
@@ -1059,23 +955,7 @@
                 <w:color w:val="000000" w:themeColor="text1"/>
                 <w:lang w:val="en-US"/>
               </w:rPr>
-              <w:t xml:space="preserve"> (</w:t>
-            </w:r>
-            <w:proofErr w:type="spellStart"/>
-            <w:r>
-              <w:rPr>
-                <w:color w:val="000000" w:themeColor="text1"/>
-                <w:lang w:val="en-US"/>
-              </w:rPr>
-              <w:t>Ketua</w:t>
-            </w:r>
-            <w:proofErr w:type="spellEnd"/>
-            <w:r>
-              <w:rPr>
-                <w:color w:val="000000" w:themeColor="text1"/>
-                <w:lang w:val="en-US"/>
-              </w:rPr>
-              <w:t>)</w:t>
+              <w:t xml:space="preserve"> (Ketua)</w:t>
             </w:r>
           </w:p>
         </w:tc>
@@ -1910,6 +1790,13 @@
                 <w:color w:val="000000" w:themeColor="text1"/>
               </w:rPr>
             </w:pPr>
+            <w:r>
+              <w:rPr>
+                <w:color w:val="000000" w:themeColor="text1"/>
+                <w:lang w:val="en-US"/>
+              </w:rPr>
+              <w:t>${nilai_rata2}</w:t>
+            </w:r>
           </w:p>
         </w:tc>
         <w:tc>
@@ -2141,6 +2028,13 @@
                 <w:color w:val="000000" w:themeColor="text1"/>
               </w:rPr>
             </w:pPr>
+            <w:r>
+              <w:rPr>
+                <w:color w:val="000000" w:themeColor="text1"/>
+                <w:lang w:val="en-US"/>
+              </w:rPr>
+              <w:t>${nilai_rata2}</w:t>
+            </w:r>
           </w:p>
         </w:tc>
         <w:tc>
@@ -2470,6 +2364,13 @@
                 <w:color w:val="000000" w:themeColor="text1"/>
               </w:rPr>
             </w:pPr>
+            <w:r>
+              <w:rPr>
+                <w:color w:val="000000" w:themeColor="text1"/>
+                <w:lang w:val="en-US"/>
+              </w:rPr>
+              <w:t>${nilai_rata2}</w:t>
+            </w:r>
           </w:p>
         </w:tc>
         <w:tc>
@@ -2657,6 +2558,13 @@
                 <w:color w:val="000000" w:themeColor="text1"/>
               </w:rPr>
             </w:pPr>
+            <w:r>
+              <w:rPr>
+                <w:color w:val="000000" w:themeColor="text1"/>
+                <w:lang w:val="en-US"/>
+              </w:rPr>
+              <w:t>${nilai_rata2}</w:t>
+            </w:r>
           </w:p>
         </w:tc>
         <w:tc>
@@ -3005,7 +2913,7 @@
               <w:rPr>
                 <w:color w:val="000000" w:themeColor="text1"/>
               </w:rPr>
-              <w:t xml:space="preserve"> Tidak   lulus, jika NA &lt; 3,5</w:t>
+              <w:t xml:space="preserve"> TIDAK LULUS, jika NA &lt; 3,5</w:t>
             </w:r>
           </w:p>
         </w:tc>
@@ -3196,23 +3104,7 @@
                 <w:color w:val="000000" w:themeColor="text1"/>
                 <w:lang w:val="en-US"/>
               </w:rPr>
-              <w:t xml:space="preserve">Nama </w:t>
-            </w:r>
-            <w:proofErr w:type="spellStart"/>
-            <w:r>
-              <w:rPr>
-                <w:color w:val="000000" w:themeColor="text1"/>
-                <w:lang w:val="en-US"/>
-              </w:rPr>
-              <w:t>penguji</w:t>
-            </w:r>
-            <w:proofErr w:type="spellEnd"/>
-            <w:r>
-              <w:rPr>
-                <w:color w:val="000000" w:themeColor="text1"/>
-                <w:lang w:val="en-US"/>
-              </w:rPr>
-              <w:t xml:space="preserve"> I</w:t>
+              <w:t>Nama penguji I</w:t>
             </w:r>
           </w:p>
         </w:tc>
@@ -3317,23 +3209,7 @@
                 <w:color w:val="000000" w:themeColor="text1"/>
                 <w:lang w:val="en-US"/>
               </w:rPr>
-              <w:t xml:space="preserve">Nama </w:t>
-            </w:r>
-            <w:proofErr w:type="spellStart"/>
-            <w:r>
-              <w:rPr>
-                <w:color w:val="000000" w:themeColor="text1"/>
-                <w:lang w:val="en-US"/>
-              </w:rPr>
-              <w:t>penguji</w:t>
-            </w:r>
-            <w:proofErr w:type="spellEnd"/>
-            <w:r>
-              <w:rPr>
-                <w:color w:val="000000" w:themeColor="text1"/>
-                <w:lang w:val="en-US"/>
-              </w:rPr>
-              <w:t xml:space="preserve"> II</w:t>
+              <w:t>Nama penguji II</w:t>
             </w:r>
           </w:p>
         </w:tc>
@@ -3438,23 +3314,7 @@
                 <w:color w:val="000000" w:themeColor="text1"/>
                 <w:lang w:val="en-US"/>
               </w:rPr>
-              <w:t xml:space="preserve">Nama </w:t>
-            </w:r>
-            <w:proofErr w:type="spellStart"/>
-            <w:r>
-              <w:rPr>
-                <w:color w:val="000000" w:themeColor="text1"/>
-                <w:lang w:val="en-US"/>
-              </w:rPr>
-              <w:t>penguji</w:t>
-            </w:r>
-            <w:proofErr w:type="spellEnd"/>
-            <w:r>
-              <w:rPr>
-                <w:color w:val="000000" w:themeColor="text1"/>
-                <w:lang w:val="en-US"/>
-              </w:rPr>
-              <w:t xml:space="preserve"> III</w:t>
+              <w:t>Nama penguji III</w:t>
             </w:r>
           </w:p>
         </w:tc>
@@ -3560,23 +3420,7 @@
                 <w:color w:val="000000" w:themeColor="text1"/>
                 <w:lang w:val="en-US"/>
               </w:rPr>
-              <w:t xml:space="preserve">Nama </w:t>
-            </w:r>
-            <w:proofErr w:type="spellStart"/>
-            <w:r>
-              <w:rPr>
-                <w:color w:val="000000" w:themeColor="text1"/>
-                <w:lang w:val="en-US"/>
-              </w:rPr>
-              <w:t>penguji</w:t>
-            </w:r>
-            <w:proofErr w:type="spellEnd"/>
-            <w:r>
-              <w:rPr>
-                <w:color w:val="000000" w:themeColor="text1"/>
-                <w:lang w:val="en-US"/>
-              </w:rPr>
-              <w:t xml:space="preserve"> IV</w:t>
+              <w:t>Nama penguji IV</w:t>
             </w:r>
           </w:p>
         </w:tc>
@@ -3878,31 +3722,13 @@
                 <w:sz w:val="22"/>
               </w:rPr>
             </w:pPr>
-            <w:proofErr w:type="spellStart"/>
             <w:r>
               <w:rPr>
                 <w:color w:val="000000" w:themeColor="text1"/>
                 <w:sz w:val="22"/>
               </w:rPr>
-              <w:t>Ketua</w:t>
-            </w:r>
-            <w:proofErr w:type="spellEnd"/>
-            <w:r>
-              <w:rPr>
-                <w:color w:val="000000" w:themeColor="text1"/>
-                <w:sz w:val="22"/>
-              </w:rPr>
-              <w:t xml:space="preserve"> Program Studi </w:t>
-            </w:r>
-            <w:proofErr w:type="spellStart"/>
-            <w:r>
-              <w:rPr>
-                <w:color w:val="000000" w:themeColor="text1"/>
-                <w:sz w:val="22"/>
-              </w:rPr>
-              <w:t>Doktor</w:t>
-            </w:r>
-            <w:proofErr w:type="spellEnd"/>
+              <w:t>Ketua Program Studi Doktor</w:t>
+            </w:r>
           </w:p>
           <w:p>
             <w:pPr>
@@ -3918,17 +3744,8 @@
                 <w:color w:val="000000" w:themeColor="text1"/>
                 <w:sz w:val="22"/>
               </w:rPr>
-              <w:t xml:space="preserve">Teknik </w:t>
-            </w:r>
-            <w:proofErr w:type="spellStart"/>
-            <w:r>
-              <w:rPr>
-                <w:color w:val="000000" w:themeColor="text1"/>
-                <w:sz w:val="22"/>
-              </w:rPr>
-              <w:t>Geofisika</w:t>
-            </w:r>
-            <w:proofErr w:type="spellEnd"/>
+              <w:t>Teknik Geofisika</w:t>
+            </w:r>
           </w:p>
           <w:p>
             <w:pPr>
@@ -4096,7 +3913,6 @@
               </w:rPr>
               <w:t>${tgl_sidang}</w:t>
             </w:r>
-            <w:proofErr w:type="spellStart"/>
             <w:r>
               <w:rPr>
                 <w:color w:val="000000" w:themeColor="text1"/>
@@ -4104,48 +3920,29 @@
               </w:rPr>
               <w:t/>
             </w:r>
-            <w:proofErr w:type="spellEnd"/>
             <w:r>
               <w:rPr>
                 <w:color w:val="000000" w:themeColor="text1"/>
                 <w:sz w:val="22"/>
               </w:rPr>
-              <w:t xml:space="preserve"/>
-            </w:r>
-            <w:proofErr w:type="spellStart"/>
-            <w:r>
+              <w:t/>
+            </w:r>
+          </w:p>
+          <w:p>
+            <w:pPr>
+              <w:ind w:left="-30" w:right="26"/>
               <w:rPr>
                 <w:color w:val="000000" w:themeColor="text1"/>
                 <w:sz w:val="22"/>
               </w:rPr>
-              <w:t/>
-            </w:r>
-            <w:proofErr w:type="spellEnd"/>
+            </w:pPr>
             <w:r>
               <w:rPr>
                 <w:color w:val="000000" w:themeColor="text1"/>
                 <w:sz w:val="22"/>
               </w:rPr>
-              <w:t/>
-            </w:r>
-          </w:p>
-          <w:p>
-            <w:pPr>
-              <w:ind w:left="-30" w:right="26"/>
-              <w:rPr>
-                <w:color w:val="000000" w:themeColor="text1"/>
-                <w:sz w:val="22"/>
-              </w:rPr>
-            </w:pPr>
-            <w:proofErr w:type="spellStart"/>
-            <w:r>
-              <w:rPr>
-                <w:color w:val="000000" w:themeColor="text1"/>
-                <w:sz w:val="22"/>
-              </w:rPr>
               <w:t>Ketua</w:t>
             </w:r>
-            <w:proofErr w:type="spellEnd"/>
             <w:r>
               <w:rPr>
                 <w:color w:val="000000" w:themeColor="text1"/>

--- a/template/SK-4/ba SK IV TEMPLATE.docx
+++ b/template/SK-4/ba SK IV TEMPLATE.docx
@@ -234,6 +234,30 @@
               </w:rPr>
               <w:t/>
             </w:r>
+            <w:proofErr w:type="spellStart"/>
+            <w:r>
+              <w:rPr>
+                <w:rFonts w:ascii="Tahoma-Bold" w:hAnsi="Tahoma-Bold"/>
+                <w:b/>
+                <w:bCs/>
+                <w:color w:val="000000" w:themeColor="text1"/>
+                <w:sz w:val="20"/>
+                <w:szCs w:val="20"/>
+              </w:rPr>
+              <w:t/>
+            </w:r>
+            <w:proofErr w:type="spellEnd"/>
+            <w:r>
+              <w:rPr>
+                <w:rFonts w:ascii="Tahoma-Bold" w:hAnsi="Tahoma-Bold"/>
+                <w:b/>
+                <w:bCs/>
+                <w:color w:val="000000" w:themeColor="text1"/>
+                <w:sz w:val="20"/>
+                <w:szCs w:val="20"/>
+              </w:rPr>
+              <w:t/>
+            </w:r>
           </w:p>
           <w:p>
             <w:pPr>
@@ -445,6 +469,46 @@
                 <w:shd w:val="clear" w:color="auto" w:fill="FFFFFF"/>
                 <w:lang w:val="en-US"/>
               </w:rPr>
+              <w:t xml:space="preserve"/>
+            </w:r>
+            <w:proofErr w:type="spellStart"/>
+            <w:r>
+              <w:rPr>
+                <w:rFonts w:ascii="Segoe UI" w:hAnsi="Segoe UI" w:cs="Segoe UI"/>
+                <w:color w:val="000000" w:themeColor="text1"/>
+                <w:shd w:val="clear" w:color="auto" w:fill="FFFFFF"/>
+                <w:lang w:val="en-US"/>
+              </w:rPr>
+              <w:t/>
+            </w:r>
+            <w:proofErr w:type="spellEnd"/>
+            <w:r>
+              <w:rPr>
+                <w:rFonts w:ascii="Segoe UI" w:hAnsi="Segoe UI" w:cs="Segoe UI"/>
+                <w:color w:val="000000" w:themeColor="text1"/>
+                <w:shd w:val="clear" w:color="auto" w:fill="FFFFFF"/>
+                <w:lang w:val="en-US"/>
+              </w:rPr>
+              <w:t xml:space="preserve"/>
+            </w:r>
+            <w:proofErr w:type="spellStart"/>
+            <w:r>
+              <w:rPr>
+                <w:rFonts w:ascii="Segoe UI" w:hAnsi="Segoe UI" w:cs="Segoe UI"/>
+                <w:color w:val="000000" w:themeColor="text1"/>
+                <w:shd w:val="clear" w:color="auto" w:fill="FFFFFF"/>
+                <w:lang w:val="en-US"/>
+              </w:rPr>
+              <w:t/>
+            </w:r>
+            <w:proofErr w:type="spellEnd"/>
+            <w:r>
+              <w:rPr>
+                <w:rFonts w:ascii="Segoe UI" w:hAnsi="Segoe UI" w:cs="Segoe UI"/>
+                <w:color w:val="000000" w:themeColor="text1"/>
+                <w:shd w:val="clear" w:color="auto" w:fill="FFFFFF"/>
+                <w:lang w:val="en-US"/>
+              </w:rPr>
               <w:t/>
             </w:r>
           </w:p>
@@ -563,7 +627,27 @@
                 <w:shd w:val="clear" w:color="auto" w:fill="FFFFFF"/>
                 <w:lang w:val="en-US"/>
               </w:rPr>
+              <w:t xml:space="preserve"/>
+            </w:r>
+            <w:proofErr w:type="spellStart"/>
+            <w:r>
+              <w:rPr>
+                <w:rFonts w:ascii="Segoe UI" w:hAnsi="Segoe UI" w:cs="Segoe UI"/>
+                <w:color w:val="000000" w:themeColor="text1"/>
+                <w:shd w:val="clear" w:color="auto" w:fill="FFFFFF"/>
+                <w:lang w:val="en-US"/>
+              </w:rPr>
               <w:t/>
+            </w:r>
+            <w:proofErr w:type="spellEnd"/>
+            <w:r>
+              <w:rPr>
+                <w:rFonts w:ascii="Segoe UI" w:hAnsi="Segoe UI" w:cs="Segoe UI"/>
+                <w:color w:val="000000" w:themeColor="text1"/>
+                <w:shd w:val="clear" w:color="auto" w:fill="FFFFFF"/>
+                <w:lang w:val="en-US"/>
+              </w:rPr>
+              <w:t xml:space="preserve"/>
             </w:r>
           </w:p>
         </w:tc>
@@ -672,7 +756,27 @@
                 <w:shd w:val="clear" w:color="auto" w:fill="FFFFFF"/>
                 <w:lang w:val="en-US"/>
               </w:rPr>
+              <w:t xml:space="preserve"/>
+            </w:r>
+            <w:proofErr w:type="spellStart"/>
+            <w:r>
+              <w:rPr>
+                <w:rFonts w:ascii="Segoe UI" w:hAnsi="Segoe UI" w:cs="Segoe UI"/>
+                <w:color w:val="000000" w:themeColor="text1"/>
+                <w:shd w:val="clear" w:color="auto" w:fill="FFFFFF"/>
+                <w:lang w:val="en-US"/>
+              </w:rPr>
               <w:t/>
+            </w:r>
+            <w:proofErr w:type="spellEnd"/>
+            <w:r>
+              <w:rPr>
+                <w:rFonts w:ascii="Segoe UI" w:hAnsi="Segoe UI" w:cs="Segoe UI"/>
+                <w:color w:val="000000" w:themeColor="text1"/>
+                <w:shd w:val="clear" w:color="auto" w:fill="FFFFFF"/>
+                <w:lang w:val="en-US"/>
+              </w:rPr>
+              <w:t xml:space="preserve"/>
             </w:r>
           </w:p>
         </w:tc>
@@ -955,7 +1059,23 @@
                 <w:color w:val="000000" w:themeColor="text1"/>
                 <w:lang w:val="en-US"/>
               </w:rPr>
-              <w:t xml:space="preserve"> (Ketua)</w:t>
+              <w:t xml:space="preserve"> (</w:t>
+            </w:r>
+            <w:proofErr w:type="spellStart"/>
+            <w:r>
+              <w:rPr>
+                <w:color w:val="000000" w:themeColor="text1"/>
+                <w:lang w:val="en-US"/>
+              </w:rPr>
+              <w:t>Ketua</w:t>
+            </w:r>
+            <w:proofErr w:type="spellEnd"/>
+            <w:r>
+              <w:rPr>
+                <w:color w:val="000000" w:themeColor="text1"/>
+                <w:lang w:val="en-US"/>
+              </w:rPr>
+              <w:t>)</w:t>
             </w:r>
           </w:p>
         </w:tc>
@@ -1793,9 +1913,8 @@
             <w:r>
               <w:rPr>
                 <w:color w:val="000000" w:themeColor="text1"/>
-                <w:lang w:val="en-US"/>
-              </w:rPr>
-              <w:t>${nilai_rata2}</w:t>
+              </w:rPr>
+              <w:t>${nilai_rata_rata}</w:t>
             </w:r>
           </w:p>
         </w:tc>
@@ -2031,9 +2150,8 @@
             <w:r>
               <w:rPr>
                 <w:color w:val="000000" w:themeColor="text1"/>
-                <w:lang w:val="en-US"/>
-              </w:rPr>
-              <w:t>${nilai_rata2}</w:t>
+              </w:rPr>
+              <w:t>${nilai_publikasi}</w:t>
             </w:r>
           </w:p>
         </w:tc>
@@ -2367,9 +2485,8 @@
             <w:r>
               <w:rPr>
                 <w:color w:val="000000" w:themeColor="text1"/>
-                <w:lang w:val="en-US"/>
-              </w:rPr>
-              <w:t>${nilai_rata2}</w:t>
+              </w:rPr>
+              <w:t>${nilai_akhir}</w:t>
             </w:r>
           </w:p>
         </w:tc>
@@ -2553,17 +2670,15 @@
           <w:p>
             <w:pPr>
               <w:pStyle w:val="TableParagraph"/>
-              <w:jc w:val="center"/>
-              <w:rPr>
-                <w:color w:val="000000" w:themeColor="text1"/>
-              </w:rPr>
-            </w:pPr>
-            <w:r>
-              <w:rPr>
-                <w:color w:val="000000" w:themeColor="text1"/>
-                <w:lang w:val="en-US"/>
-              </w:rPr>
-              <w:t>${nilai_rata2}</w:t>
+              <w:rPr>
+                <w:color w:val="000000" w:themeColor="text1"/>
+              </w:rPr>
+            </w:pPr>
+            <w:r>
+              <w:rPr>
+                <w:color w:val="000000" w:themeColor="text1"/>
+              </w:rPr>
+              <w:t>${indeks_akhir}</w:t>
             </w:r>
           </w:p>
         </w:tc>
@@ -3104,7 +3219,23 @@
                 <w:color w:val="000000" w:themeColor="text1"/>
                 <w:lang w:val="en-US"/>
               </w:rPr>
-              <w:t>Nama penguji I</w:t>
+              <w:t xml:space="preserve">Nama </w:t>
+            </w:r>
+            <w:proofErr w:type="spellStart"/>
+            <w:r>
+              <w:rPr>
+                <w:color w:val="000000" w:themeColor="text1"/>
+                <w:lang w:val="en-US"/>
+              </w:rPr>
+              <w:t>penguji</w:t>
+            </w:r>
+            <w:proofErr w:type="spellEnd"/>
+            <w:r>
+              <w:rPr>
+                <w:color w:val="000000" w:themeColor="text1"/>
+                <w:lang w:val="en-US"/>
+              </w:rPr>
+              <w:t xml:space="preserve"> I</w:t>
             </w:r>
           </w:p>
         </w:tc>
@@ -3209,7 +3340,23 @@
                 <w:color w:val="000000" w:themeColor="text1"/>
                 <w:lang w:val="en-US"/>
               </w:rPr>
-              <w:t>Nama penguji II</w:t>
+              <w:t xml:space="preserve">Nama </w:t>
+            </w:r>
+            <w:proofErr w:type="spellStart"/>
+            <w:r>
+              <w:rPr>
+                <w:color w:val="000000" w:themeColor="text1"/>
+                <w:lang w:val="en-US"/>
+              </w:rPr>
+              <w:t>penguji</w:t>
+            </w:r>
+            <w:proofErr w:type="spellEnd"/>
+            <w:r>
+              <w:rPr>
+                <w:color w:val="000000" w:themeColor="text1"/>
+                <w:lang w:val="en-US"/>
+              </w:rPr>
+              <w:t xml:space="preserve"> II</w:t>
             </w:r>
           </w:p>
         </w:tc>
@@ -3314,7 +3461,23 @@
                 <w:color w:val="000000" w:themeColor="text1"/>
                 <w:lang w:val="en-US"/>
               </w:rPr>
-              <w:t>Nama penguji III</w:t>
+              <w:t xml:space="preserve">Nama </w:t>
+            </w:r>
+            <w:proofErr w:type="spellStart"/>
+            <w:r>
+              <w:rPr>
+                <w:color w:val="000000" w:themeColor="text1"/>
+                <w:lang w:val="en-US"/>
+              </w:rPr>
+              <w:t>penguji</w:t>
+            </w:r>
+            <w:proofErr w:type="spellEnd"/>
+            <w:r>
+              <w:rPr>
+                <w:color w:val="000000" w:themeColor="text1"/>
+                <w:lang w:val="en-US"/>
+              </w:rPr>
+              <w:t xml:space="preserve"> III</w:t>
             </w:r>
           </w:p>
         </w:tc>
@@ -3420,7 +3583,23 @@
                 <w:color w:val="000000" w:themeColor="text1"/>
                 <w:lang w:val="en-US"/>
               </w:rPr>
-              <w:t>Nama penguji IV</w:t>
+              <w:t xml:space="preserve">Nama </w:t>
+            </w:r>
+            <w:proofErr w:type="spellStart"/>
+            <w:r>
+              <w:rPr>
+                <w:color w:val="000000" w:themeColor="text1"/>
+                <w:lang w:val="en-US"/>
+              </w:rPr>
+              <w:t>penguji</w:t>
+            </w:r>
+            <w:proofErr w:type="spellEnd"/>
+            <w:r>
+              <w:rPr>
+                <w:color w:val="000000" w:themeColor="text1"/>
+                <w:lang w:val="en-US"/>
+              </w:rPr>
+              <w:t xml:space="preserve"> IV</w:t>
             </w:r>
           </w:p>
         </w:tc>
@@ -3722,13 +3901,31 @@
                 <w:sz w:val="22"/>
               </w:rPr>
             </w:pPr>
+            <w:proofErr w:type="spellStart"/>
             <w:r>
               <w:rPr>
                 <w:color w:val="000000" w:themeColor="text1"/>
                 <w:sz w:val="22"/>
               </w:rPr>
-              <w:t>Ketua Program Studi Doktor</w:t>
-            </w:r>
+              <w:t>Ketua</w:t>
+            </w:r>
+            <w:proofErr w:type="spellEnd"/>
+            <w:r>
+              <w:rPr>
+                <w:color w:val="000000" w:themeColor="text1"/>
+                <w:sz w:val="22"/>
+              </w:rPr>
+              <w:t xml:space="preserve"> Program Studi </w:t>
+            </w:r>
+            <w:proofErr w:type="spellStart"/>
+            <w:r>
+              <w:rPr>
+                <w:color w:val="000000" w:themeColor="text1"/>
+                <w:sz w:val="22"/>
+              </w:rPr>
+              <w:t>Doktor</w:t>
+            </w:r>
+            <w:proofErr w:type="spellEnd"/>
           </w:p>
           <w:p>
             <w:pPr>
@@ -3744,8 +3941,17 @@
                 <w:color w:val="000000" w:themeColor="text1"/>
                 <w:sz w:val="22"/>
               </w:rPr>
-              <w:t>Teknik Geofisika</w:t>
-            </w:r>
+              <w:t xml:space="preserve">Teknik </w:t>
+            </w:r>
+            <w:proofErr w:type="spellStart"/>
+            <w:r>
+              <w:rPr>
+                <w:color w:val="000000" w:themeColor="text1"/>
+                <w:sz w:val="22"/>
+              </w:rPr>
+              <w:t>Geofisika</w:t>
+            </w:r>
+            <w:proofErr w:type="spellEnd"/>
           </w:p>
           <w:p>
             <w:pPr>
@@ -3913,6 +4119,7 @@
               </w:rPr>
               <w:t>${tgl_sidang}</w:t>
             </w:r>
+            <w:proofErr w:type="spellStart"/>
             <w:r>
               <w:rPr>
                 <w:color w:val="000000" w:themeColor="text1"/>
@@ -3920,13 +4127,30 @@
               </w:rPr>
               <w:t/>
             </w:r>
+            <w:proofErr w:type="spellEnd"/>
             <w:r>
               <w:rPr>
                 <w:color w:val="000000" w:themeColor="text1"/>
                 <w:sz w:val="22"/>
               </w:rPr>
+              <w:t xml:space="preserve"/>
+            </w:r>
+            <w:proofErr w:type="spellStart"/>
+            <w:r>
+              <w:rPr>
+                <w:color w:val="000000" w:themeColor="text1"/>
+                <w:sz w:val="22"/>
+              </w:rPr>
               <w:t/>
             </w:r>
+            <w:proofErr w:type="spellEnd"/>
+            <w:r>
+              <w:rPr>
+                <w:color w:val="000000" w:themeColor="text1"/>
+                <w:sz w:val="22"/>
+              </w:rPr>
+              <w:t/>
+            </w:r>
           </w:p>
           <w:p>
             <w:pPr>
@@ -3936,6 +4160,7 @@
                 <w:sz w:val="22"/>
               </w:rPr>
             </w:pPr>
+            <w:proofErr w:type="spellStart"/>
             <w:r>
               <w:rPr>
                 <w:color w:val="000000" w:themeColor="text1"/>
@@ -3943,6 +4168,7 @@
               </w:rPr>
               <w:t>Ketua</w:t>
             </w:r>
+            <w:proofErr w:type="spellEnd"/>
             <w:r>
               <w:rPr>
                 <w:color w:val="000000" w:themeColor="text1"/>

--- a/template/SK-4/ba SK IV TEMPLATE.docx
+++ b/template/SK-4/ba SK IV TEMPLATE.docx
@@ -1,6 +1,6 @@
 
 <file path=word/document.xml><?xml version="1.0" encoding="utf-8"?>
-<w:document xmlns:wpc="http://schemas.microsoft.com/office/word/2010/wordprocessingCanvas" xmlns:cx="http://schemas.microsoft.com/office/drawing/2014/chartex" xmlns:cx1="http://schemas.microsoft.com/office/drawing/2015/9/8/chartex" xmlns:cx2="http://schemas.microsoft.com/office/drawing/2015/10/21/chartex" xmlns:cx3="http://schemas.microsoft.com/office/drawing/2016/5/9/chartex" xmlns:cx4="http://schemas.microsoft.com/office/drawing/2016/5/10/chartex" xmlns:cx5="http://schemas.microsoft.com/office/drawing/2016/5/11/chartex" xmlns:cx6="http://schemas.microsoft.com/office/drawing/2016/5/12/chartex" xmlns:cx7="http://schemas.microsoft.com/office/drawing/2016/5/13/chartex" xmlns:cx8="http://schemas.microsoft.com/office/drawing/2016/5/14/chartex" xmlns:mc="http://schemas.openxmlformats.org/markup-compatibility/2006" xmlns:aink="http://schemas.microsoft.com/office/drawing/2016/ink" xmlns:am3d="http://schemas.microsoft.com/office/drawing/2017/model3d" xmlns:o="urn:schemas-microsoft-com:office:office" xmlns:oel="http://schemas.microsoft.com/office/2019/extlst" xmlns:r="http://schemas.openxmlformats.org/officeDocument/2006/relationships" xmlns:m="http://schemas.openxmlformats.org/officeDocument/2006/math" xmlns:v="urn:schemas-microsoft-com:vml" xmlns:wp14="http://schemas.microsoft.com/office/word/2010/wordprocessingDrawing" xmlns:wp="http://schemas.openxmlformats.org/drawingml/2006/wordprocessingDrawing" xmlns:w10="urn:schemas-microsoft-com:office:word" xmlns:w="http://schemas.openxmlformats.org/wordprocessingml/2006/main" xmlns:w14="http://schemas.microsoft.com/office/word/2010/wordml" xmlns:w15="http://schemas.microsoft.com/office/word/2012/wordml" xmlns:w16cei="http://schemas.microsoft.com/office/word/2026/wordml/cei" xmlns:w16cex="http://schemas.microsoft.com/office/word/2018/wordml/cex" xmlns:w16cid="http://schemas.microsoft.com/office/word/2016/wordml/cid" xmlns:w16="http://schemas.microsoft.com/office/word/2018/wordml" xmlns:w16du="http://schemas.microsoft.com/office/word/2023/wordml/word16du" xmlns:w16sdtdh="http://schemas.microsoft.com/office/word/2020/wordml/sdtdatahash" xmlns:w16sdtfl="http://schemas.microsoft.com/office/word/2024/wordml/sdtformatlock" xmlns:w16se="http://schemas.microsoft.com/office/word/2015/wordml/symex" xmlns:wpg="http://schemas.microsoft.com/office/word/2010/wordprocessingGroup" xmlns:wpi="http://schemas.microsoft.com/office/word/2010/wordprocessingInk" xmlns:wne="http://schemas.microsoft.com/office/word/2006/wordml" xmlns:wps="http://schemas.microsoft.com/office/word/2010/wordprocessingShape" mc:Ignorable="w14 w15 w16se w16cid w16 w16cex w16sdtdh w16sdtfl w16du wp14">
+<w:document xmlns:wpc="http://schemas.microsoft.com/office/word/2010/wordprocessingCanvas" xmlns:cx="http://schemas.microsoft.com/office/drawing/2014/chartex" xmlns:cx1="http://schemas.microsoft.com/office/drawing/2015/9/8/chartex" xmlns:cx2="http://schemas.microsoft.com/office/drawing/2015/10/21/chartex" xmlns:cx3="http://schemas.microsoft.com/office/drawing/2016/5/9/chartex" xmlns:cx4="http://schemas.microsoft.com/office/drawing/2016/5/10/chartex" xmlns:cx5="http://schemas.microsoft.com/office/drawing/2016/5/11/chartex" xmlns:cx6="http://schemas.microsoft.com/office/drawing/2016/5/12/chartex" xmlns:cx7="http://schemas.microsoft.com/office/drawing/2016/5/13/chartex" xmlns:cx8="http://schemas.microsoft.com/office/drawing/2016/5/14/chartex" xmlns:mc="http://schemas.openxmlformats.org/markup-compatibility/2006" xmlns:aink="http://schemas.microsoft.com/office/drawing/2016/ink" xmlns:am3d="http://schemas.microsoft.com/office/drawing/2017/model3d" xmlns:o="urn:schemas-microsoft-com:office:office" xmlns:oel="http://schemas.microsoft.com/office/2019/extlst" xmlns:r="http://schemas.openxmlformats.org/officeDocument/2006/relationships" xmlns:m="http://schemas.openxmlformats.org/officeDocument/2006/math" xmlns:v="urn:schemas-microsoft-com:vml" xmlns:wp14="http://schemas.microsoft.com/office/word/2010/wordprocessingDrawing" xmlns:wp="http://schemas.openxmlformats.org/drawingml/2006/wordprocessingDrawing" xmlns:w10="urn:schemas-microsoft-com:office:word" xmlns:w="http://schemas.openxmlformats.org/wordprocessingml/2006/main" xmlns:w14="http://schemas.microsoft.com/office/word/2010/wordml" xmlns:w15="http://schemas.microsoft.com/office/word/2012/wordml" xmlns:w16cex="http://schemas.microsoft.com/office/word/2018/wordml/cex" xmlns:w16cid="http://schemas.microsoft.com/office/word/2016/wordml/cid" xmlns:w16="http://schemas.microsoft.com/office/word/2018/wordml" xmlns:w16du="http://schemas.microsoft.com/office/word/2023/wordml/word16du" xmlns:w16sdtdh="http://schemas.microsoft.com/office/word/2020/wordml/sdtdatahash" xmlns:w16sdtfl="http://schemas.microsoft.com/office/word/2024/wordml/sdtformatlock" xmlns:w16se="http://schemas.microsoft.com/office/word/2015/wordml/symex" xmlns:wpg="http://schemas.microsoft.com/office/word/2010/wordprocessingGroup" xmlns:wpi="http://schemas.microsoft.com/office/word/2010/wordprocessingInk" xmlns:wne="http://schemas.microsoft.com/office/word/2006/wordml" xmlns:wps="http://schemas.microsoft.com/office/word/2010/wordprocessingShape" mc:Ignorable="w14 w15 w16se w16cid w16 w16cex w16sdtdh w16sdtfl w16du wp14">
   <w:body>
     <w:p>
       <w:pPr>
@@ -234,30 +234,6 @@
               </w:rPr>
               <w:t/>
             </w:r>
-            <w:proofErr w:type="spellStart"/>
-            <w:r>
-              <w:rPr>
-                <w:rFonts w:ascii="Tahoma-Bold" w:hAnsi="Tahoma-Bold"/>
-                <w:b/>
-                <w:bCs/>
-                <w:color w:val="000000" w:themeColor="text1"/>
-                <w:sz w:val="20"/>
-                <w:szCs w:val="20"/>
-              </w:rPr>
-              <w:t/>
-            </w:r>
-            <w:proofErr w:type="spellEnd"/>
-            <w:r>
-              <w:rPr>
-                <w:rFonts w:ascii="Tahoma-Bold" w:hAnsi="Tahoma-Bold"/>
-                <w:b/>
-                <w:bCs/>
-                <w:color w:val="000000" w:themeColor="text1"/>
-                <w:sz w:val="20"/>
-                <w:szCs w:val="20"/>
-              </w:rPr>
-              <w:t/>
-            </w:r>
           </w:p>
           <w:p>
             <w:pPr>
@@ -469,46 +445,6 @@
                 <w:shd w:val="clear" w:color="auto" w:fill="FFFFFF"/>
                 <w:lang w:val="en-US"/>
               </w:rPr>
-              <w:t xml:space="preserve"/>
-            </w:r>
-            <w:proofErr w:type="spellStart"/>
-            <w:r>
-              <w:rPr>
-                <w:rFonts w:ascii="Segoe UI" w:hAnsi="Segoe UI" w:cs="Segoe UI"/>
-                <w:color w:val="000000" w:themeColor="text1"/>
-                <w:shd w:val="clear" w:color="auto" w:fill="FFFFFF"/>
-                <w:lang w:val="en-US"/>
-              </w:rPr>
-              <w:t/>
-            </w:r>
-            <w:proofErr w:type="spellEnd"/>
-            <w:r>
-              <w:rPr>
-                <w:rFonts w:ascii="Segoe UI" w:hAnsi="Segoe UI" w:cs="Segoe UI"/>
-                <w:color w:val="000000" w:themeColor="text1"/>
-                <w:shd w:val="clear" w:color="auto" w:fill="FFFFFF"/>
-                <w:lang w:val="en-US"/>
-              </w:rPr>
-              <w:t xml:space="preserve"/>
-            </w:r>
-            <w:proofErr w:type="spellStart"/>
-            <w:r>
-              <w:rPr>
-                <w:rFonts w:ascii="Segoe UI" w:hAnsi="Segoe UI" w:cs="Segoe UI"/>
-                <w:color w:val="000000" w:themeColor="text1"/>
-                <w:shd w:val="clear" w:color="auto" w:fill="FFFFFF"/>
-                <w:lang w:val="en-US"/>
-              </w:rPr>
-              <w:t/>
-            </w:r>
-            <w:proofErr w:type="spellEnd"/>
-            <w:r>
-              <w:rPr>
-                <w:rFonts w:ascii="Segoe UI" w:hAnsi="Segoe UI" w:cs="Segoe UI"/>
-                <w:color w:val="000000" w:themeColor="text1"/>
-                <w:shd w:val="clear" w:color="auto" w:fill="FFFFFF"/>
-                <w:lang w:val="en-US"/>
-              </w:rPr>
               <w:t/>
             </w:r>
           </w:p>
@@ -627,27 +563,7 @@
                 <w:shd w:val="clear" w:color="auto" w:fill="FFFFFF"/>
                 <w:lang w:val="en-US"/>
               </w:rPr>
-              <w:t xml:space="preserve"/>
-            </w:r>
-            <w:proofErr w:type="spellStart"/>
-            <w:r>
-              <w:rPr>
-                <w:rFonts w:ascii="Segoe UI" w:hAnsi="Segoe UI" w:cs="Segoe UI"/>
-                <w:color w:val="000000" w:themeColor="text1"/>
-                <w:shd w:val="clear" w:color="auto" w:fill="FFFFFF"/>
-                <w:lang w:val="en-US"/>
-              </w:rPr>
               <w:t/>
-            </w:r>
-            <w:proofErr w:type="spellEnd"/>
-            <w:r>
-              <w:rPr>
-                <w:rFonts w:ascii="Segoe UI" w:hAnsi="Segoe UI" w:cs="Segoe UI"/>
-                <w:color w:val="000000" w:themeColor="text1"/>
-                <w:shd w:val="clear" w:color="auto" w:fill="FFFFFF"/>
-                <w:lang w:val="en-US"/>
-              </w:rPr>
-              <w:t xml:space="preserve"/>
             </w:r>
           </w:p>
         </w:tc>
@@ -756,27 +672,7 @@
                 <w:shd w:val="clear" w:color="auto" w:fill="FFFFFF"/>
                 <w:lang w:val="en-US"/>
               </w:rPr>
-              <w:t xml:space="preserve"/>
-            </w:r>
-            <w:proofErr w:type="spellStart"/>
-            <w:r>
-              <w:rPr>
-                <w:rFonts w:ascii="Segoe UI" w:hAnsi="Segoe UI" w:cs="Segoe UI"/>
-                <w:color w:val="000000" w:themeColor="text1"/>
-                <w:shd w:val="clear" w:color="auto" w:fill="FFFFFF"/>
-                <w:lang w:val="en-US"/>
-              </w:rPr>
               <w:t/>
-            </w:r>
-            <w:proofErr w:type="spellEnd"/>
-            <w:r>
-              <w:rPr>
-                <w:rFonts w:ascii="Segoe UI" w:hAnsi="Segoe UI" w:cs="Segoe UI"/>
-                <w:color w:val="000000" w:themeColor="text1"/>
-                <w:shd w:val="clear" w:color="auto" w:fill="FFFFFF"/>
-                <w:lang w:val="en-US"/>
-              </w:rPr>
-              <w:t xml:space="preserve"/>
             </w:r>
           </w:p>
         </w:tc>
@@ -1059,23 +955,7 @@
                 <w:color w:val="000000" w:themeColor="text1"/>
                 <w:lang w:val="en-US"/>
               </w:rPr>
-              <w:t xml:space="preserve"> (</w:t>
-            </w:r>
-            <w:proofErr w:type="spellStart"/>
-            <w:r>
-              <w:rPr>
-                <w:color w:val="000000" w:themeColor="text1"/>
-                <w:lang w:val="en-US"/>
-              </w:rPr>
-              <w:t>Ketua</w:t>
-            </w:r>
-            <w:proofErr w:type="spellEnd"/>
-            <w:r>
-              <w:rPr>
-                <w:color w:val="000000" w:themeColor="text1"/>
-                <w:lang w:val="en-US"/>
-              </w:rPr>
-              <w:t>)</w:t>
+              <w:t xml:space="preserve"> (Ketua)</w:t>
             </w:r>
           </w:p>
         </w:tc>
@@ -3219,23 +3099,7 @@
                 <w:color w:val="000000" w:themeColor="text1"/>
                 <w:lang w:val="en-US"/>
               </w:rPr>
-              <w:t xml:space="preserve">Nama </w:t>
-            </w:r>
-            <w:proofErr w:type="spellStart"/>
-            <w:r>
-              <w:rPr>
-                <w:color w:val="000000" w:themeColor="text1"/>
-                <w:lang w:val="en-US"/>
-              </w:rPr>
-              <w:t>penguji</w:t>
-            </w:r>
-            <w:proofErr w:type="spellEnd"/>
-            <w:r>
-              <w:rPr>
-                <w:color w:val="000000" w:themeColor="text1"/>
-                <w:lang w:val="en-US"/>
-              </w:rPr>
-              <w:t xml:space="preserve"> I</w:t>
+              <w:t>Nama penguji I</w:t>
             </w:r>
           </w:p>
         </w:tc>
@@ -3292,7 +3156,7 @@
                 <w:color w:val="000000" w:themeColor="text1"/>
                 <w:spacing w:val="-2"/>
               </w:rPr>
-              <w:t>………………..</w:t>
+              <w:t>${signature}</w:t>
             </w:r>
           </w:p>
         </w:tc>
@@ -3340,23 +3204,7 @@
                 <w:color w:val="000000" w:themeColor="text1"/>
                 <w:lang w:val="en-US"/>
               </w:rPr>
-              <w:t xml:space="preserve">Nama </w:t>
-            </w:r>
-            <w:proofErr w:type="spellStart"/>
-            <w:r>
-              <w:rPr>
-                <w:color w:val="000000" w:themeColor="text1"/>
-                <w:lang w:val="en-US"/>
-              </w:rPr>
-              <w:t>penguji</w:t>
-            </w:r>
-            <w:proofErr w:type="spellEnd"/>
-            <w:r>
-              <w:rPr>
-                <w:color w:val="000000" w:themeColor="text1"/>
-                <w:lang w:val="en-US"/>
-              </w:rPr>
-              <w:t xml:space="preserve"> II</w:t>
+              <w:t>Nama penguji II</w:t>
             </w:r>
           </w:p>
         </w:tc>
@@ -3413,7 +3261,7 @@
                 <w:color w:val="000000" w:themeColor="text1"/>
                 <w:spacing w:val="-2"/>
               </w:rPr>
-              <w:t>………………..</w:t>
+              <w:t>${signature}</w:t>
             </w:r>
           </w:p>
         </w:tc>
@@ -3461,23 +3309,7 @@
                 <w:color w:val="000000" w:themeColor="text1"/>
                 <w:lang w:val="en-US"/>
               </w:rPr>
-              <w:t xml:space="preserve">Nama </w:t>
-            </w:r>
-            <w:proofErr w:type="spellStart"/>
-            <w:r>
-              <w:rPr>
-                <w:color w:val="000000" w:themeColor="text1"/>
-                <w:lang w:val="en-US"/>
-              </w:rPr>
-              <w:t>penguji</w:t>
-            </w:r>
-            <w:proofErr w:type="spellEnd"/>
-            <w:r>
-              <w:rPr>
-                <w:color w:val="000000" w:themeColor="text1"/>
-                <w:lang w:val="en-US"/>
-              </w:rPr>
-              <w:t xml:space="preserve"> III</w:t>
+              <w:t>Nama penguji III</w:t>
             </w:r>
           </w:p>
         </w:tc>
@@ -3534,7 +3366,7 @@
                 <w:color w:val="000000" w:themeColor="text1"/>
                 <w:spacing w:val="-2"/>
               </w:rPr>
-              <w:t>………………..</w:t>
+              <w:t>${signature}</w:t>
             </w:r>
           </w:p>
         </w:tc>
@@ -3583,23 +3415,7 @@
                 <w:color w:val="000000" w:themeColor="text1"/>
                 <w:lang w:val="en-US"/>
               </w:rPr>
-              <w:t xml:space="preserve">Nama </w:t>
-            </w:r>
-            <w:proofErr w:type="spellStart"/>
-            <w:r>
-              <w:rPr>
-                <w:color w:val="000000" w:themeColor="text1"/>
-                <w:lang w:val="en-US"/>
-              </w:rPr>
-              <w:t>penguji</w:t>
-            </w:r>
-            <w:proofErr w:type="spellEnd"/>
-            <w:r>
-              <w:rPr>
-                <w:color w:val="000000" w:themeColor="text1"/>
-                <w:lang w:val="en-US"/>
-              </w:rPr>
-              <w:t xml:space="preserve"> IV</w:t>
+              <w:t>Nama penguji IV</w:t>
             </w:r>
           </w:p>
         </w:tc>
@@ -3643,7 +3459,7 @@
                 <w:color w:val="000000" w:themeColor="text1"/>
                 <w:spacing w:val="-2"/>
               </w:rPr>
-              <w:t>………………..</w:t>
+              <w:t>${signature}</w:t>
             </w:r>
           </w:p>
         </w:tc>
@@ -3735,7 +3551,7 @@
                 <w:color w:val="000000" w:themeColor="text1"/>
                 <w:spacing w:val="-2"/>
               </w:rPr>
-              <w:t>………………..</w:t>
+              <w:t>${signature}</w:t>
             </w:r>
           </w:p>
         </w:tc>
@@ -3831,7 +3647,7 @@
                 <w:color w:val="000000" w:themeColor="text1"/>
                 <w:spacing w:val="-2"/>
               </w:rPr>
-              <w:t>………………..</w:t>
+              <w:t>${signature}</w:t>
             </w:r>
           </w:p>
         </w:tc>
@@ -3901,31 +3717,13 @@
                 <w:sz w:val="22"/>
               </w:rPr>
             </w:pPr>
-            <w:proofErr w:type="spellStart"/>
             <w:r>
               <w:rPr>
                 <w:color w:val="000000" w:themeColor="text1"/>
                 <w:sz w:val="22"/>
               </w:rPr>
-              <w:t>Ketua</w:t>
-            </w:r>
-            <w:proofErr w:type="spellEnd"/>
-            <w:r>
-              <w:rPr>
-                <w:color w:val="000000" w:themeColor="text1"/>
-                <w:sz w:val="22"/>
-              </w:rPr>
-              <w:t xml:space="preserve"> Program Studi </w:t>
-            </w:r>
-            <w:proofErr w:type="spellStart"/>
-            <w:r>
-              <w:rPr>
-                <w:color w:val="000000" w:themeColor="text1"/>
-                <w:sz w:val="22"/>
-              </w:rPr>
-              <w:t>Doktor</w:t>
-            </w:r>
-            <w:proofErr w:type="spellEnd"/>
+              <w:t>Ketua Program Studi Doktor</w:t>
+            </w:r>
           </w:p>
           <w:p>
             <w:pPr>
@@ -3941,17 +3739,8 @@
                 <w:color w:val="000000" w:themeColor="text1"/>
                 <w:sz w:val="22"/>
               </w:rPr>
-              <w:t xml:space="preserve">Teknik </w:t>
-            </w:r>
-            <w:proofErr w:type="spellStart"/>
-            <w:r>
-              <w:rPr>
-                <w:color w:val="000000" w:themeColor="text1"/>
-                <w:sz w:val="22"/>
-              </w:rPr>
-              <w:t>Geofisika</w:t>
-            </w:r>
-            <w:proofErr w:type="spellEnd"/>
+              <w:t>Teknik Geofisika</w:t>
+            </w:r>
           </w:p>
           <w:p>
             <w:pPr>
@@ -3990,8 +3779,17 @@
               <w:rPr>
                 <w:color w:val="000000" w:themeColor="text1"/>
                 <w:sz w:val="22"/>
-              </w:rPr>
-            </w:pPr>
+                <w:lang w:val="fi-FI"/>
+              </w:rPr>
+            </w:pPr>
+            <w:r>
+              <w:rPr>
+                <w:color w:val="000000" w:themeColor="text1"/>
+                <w:sz w:val="22"/>
+                <w:lang w:val="id-ID"/>
+              </w:rPr>
+              <w:t>${signature}</w:t>
+            </w:r>
           </w:p>
           <w:p>
             <w:pPr>
@@ -4119,7 +3917,6 @@
               </w:rPr>
               <w:t>${tgl_sidang}</w:t>
             </w:r>
-            <w:proofErr w:type="spellStart"/>
             <w:r>
               <w:rPr>
                 <w:color w:val="000000" w:themeColor="text1"/>
@@ -4127,48 +3924,29 @@
               </w:rPr>
               <w:t/>
             </w:r>
-            <w:proofErr w:type="spellEnd"/>
             <w:r>
               <w:rPr>
                 <w:color w:val="000000" w:themeColor="text1"/>
                 <w:sz w:val="22"/>
               </w:rPr>
-              <w:t xml:space="preserve"/>
-            </w:r>
-            <w:proofErr w:type="spellStart"/>
-            <w:r>
+              <w:t/>
+            </w:r>
+          </w:p>
+          <w:p>
+            <w:pPr>
+              <w:ind w:left="-30" w:right="26"/>
               <w:rPr>
                 <w:color w:val="000000" w:themeColor="text1"/>
                 <w:sz w:val="22"/>
               </w:rPr>
-              <w:t/>
-            </w:r>
-            <w:proofErr w:type="spellEnd"/>
+            </w:pPr>
             <w:r>
               <w:rPr>
                 <w:color w:val="000000" w:themeColor="text1"/>
                 <w:sz w:val="22"/>
               </w:rPr>
-              <w:t/>
-            </w:r>
-          </w:p>
-          <w:p>
-            <w:pPr>
-              <w:ind w:left="-30" w:right="26"/>
-              <w:rPr>
-                <w:color w:val="000000" w:themeColor="text1"/>
-                <w:sz w:val="22"/>
-              </w:rPr>
-            </w:pPr>
-            <w:proofErr w:type="spellStart"/>
-            <w:r>
-              <w:rPr>
-                <w:color w:val="000000" w:themeColor="text1"/>
-                <w:sz w:val="22"/>
-              </w:rPr>
               <w:t>Ketua</w:t>
             </w:r>
-            <w:proofErr w:type="spellEnd"/>
             <w:r>
               <w:rPr>
                 <w:color w:val="000000" w:themeColor="text1"/>
@@ -4232,8 +4010,18 @@
                 <w:color w:val="000000" w:themeColor="text1"/>
                 <w:spacing w:val="-2"/>
                 <w:sz w:val="22"/>
-              </w:rPr>
-            </w:pPr>
+                <w:lang w:val="fi-FI"/>
+              </w:rPr>
+            </w:pPr>
+            <w:r>
+              <w:rPr>
+                <w:color w:val="000000" w:themeColor="text1"/>
+                <w:spacing w:val="-2"/>
+                <w:sz w:val="22"/>
+                <w:lang w:val="id-ID"/>
+              </w:rPr>
+              <w:t>${signature}</w:t>
+            </w:r>
           </w:p>
           <w:p>
             <w:pPr>
@@ -4323,7 +4111,7 @@
 </file>
 
 <file path=word/endnotes.xml><?xml version="1.0" encoding="utf-8"?>
-<w:endnotes xmlns:wpc="http://schemas.microsoft.com/office/word/2010/wordprocessingCanvas" xmlns:cx="http://schemas.microsoft.com/office/drawing/2014/chartex" xmlns:cx1="http://schemas.microsoft.com/office/drawing/2015/9/8/chartex" xmlns:cx2="http://schemas.microsoft.com/office/drawing/2015/10/21/chartex" xmlns:cx3="http://schemas.microsoft.com/office/drawing/2016/5/9/chartex" xmlns:cx4="http://schemas.microsoft.com/office/drawing/2016/5/10/chartex" xmlns:cx5="http://schemas.microsoft.com/office/drawing/2016/5/11/chartex" xmlns:cx6="http://schemas.microsoft.com/office/drawing/2016/5/12/chartex" xmlns:cx7="http://schemas.microsoft.com/office/drawing/2016/5/13/chartex" xmlns:cx8="http://schemas.microsoft.com/office/drawing/2016/5/14/chartex" xmlns:mc="http://schemas.openxmlformats.org/markup-compatibility/2006" xmlns:aink="http://schemas.microsoft.com/office/drawing/2016/ink" xmlns:am3d="http://schemas.microsoft.com/office/drawing/2017/model3d" xmlns:o="urn:schemas-microsoft-com:office:office" xmlns:oel="http://schemas.microsoft.com/office/2019/extlst" xmlns:r="http://schemas.openxmlformats.org/officeDocument/2006/relationships" xmlns:m="http://schemas.openxmlformats.org/officeDocument/2006/math" xmlns:v="urn:schemas-microsoft-com:vml" xmlns:wp14="http://schemas.microsoft.com/office/word/2010/wordprocessingDrawing" xmlns:wp="http://schemas.openxmlformats.org/drawingml/2006/wordprocessingDrawing" xmlns:w10="urn:schemas-microsoft-com:office:word" xmlns:w="http://schemas.openxmlformats.org/wordprocessingml/2006/main" xmlns:w14="http://schemas.microsoft.com/office/word/2010/wordml" xmlns:w15="http://schemas.microsoft.com/office/word/2012/wordml" xmlns:w16cei="http://schemas.microsoft.com/office/word/2026/wordml/cei" xmlns:w16cex="http://schemas.microsoft.com/office/word/2018/wordml/cex" xmlns:w16cid="http://schemas.microsoft.com/office/word/2016/wordml/cid" xmlns:w16="http://schemas.microsoft.com/office/word/2018/wordml" xmlns:w16du="http://schemas.microsoft.com/office/word/2023/wordml/word16du" xmlns:w16sdtdh="http://schemas.microsoft.com/office/word/2020/wordml/sdtdatahash" xmlns:w16sdtfl="http://schemas.microsoft.com/office/word/2024/wordml/sdtformatlock" xmlns:w16se="http://schemas.microsoft.com/office/word/2015/wordml/symex" xmlns:wpg="http://schemas.microsoft.com/office/word/2010/wordprocessingGroup" xmlns:wpi="http://schemas.microsoft.com/office/word/2010/wordprocessingInk" xmlns:wne="http://schemas.microsoft.com/office/word/2006/wordml" xmlns:wps="http://schemas.microsoft.com/office/word/2010/wordprocessingShape" mc:Ignorable="w14 w15 w16se w16cid w16 w16cex w16sdtdh w16sdtfl w16du wp14">
+<w:endnotes xmlns:wpc="http://schemas.microsoft.com/office/word/2010/wordprocessingCanvas" xmlns:cx="http://schemas.microsoft.com/office/drawing/2014/chartex" xmlns:cx1="http://schemas.microsoft.com/office/drawing/2015/9/8/chartex" xmlns:cx2="http://schemas.microsoft.com/office/drawing/2015/10/21/chartex" xmlns:cx3="http://schemas.microsoft.com/office/drawing/2016/5/9/chartex" xmlns:cx4="http://schemas.microsoft.com/office/drawing/2016/5/10/chartex" xmlns:cx5="http://schemas.microsoft.com/office/drawing/2016/5/11/chartex" xmlns:cx6="http://schemas.microsoft.com/office/drawing/2016/5/12/chartex" xmlns:cx7="http://schemas.microsoft.com/office/drawing/2016/5/13/chartex" xmlns:cx8="http://schemas.microsoft.com/office/drawing/2016/5/14/chartex" xmlns:mc="http://schemas.openxmlformats.org/markup-compatibility/2006" xmlns:aink="http://schemas.microsoft.com/office/drawing/2016/ink" xmlns:am3d="http://schemas.microsoft.com/office/drawing/2017/model3d" xmlns:o="urn:schemas-microsoft-com:office:office" xmlns:oel="http://schemas.microsoft.com/office/2019/extlst" xmlns:r="http://schemas.openxmlformats.org/officeDocument/2006/relationships" xmlns:m="http://schemas.openxmlformats.org/officeDocument/2006/math" xmlns:v="urn:schemas-microsoft-com:vml" xmlns:wp14="http://schemas.microsoft.com/office/word/2010/wordprocessingDrawing" xmlns:wp="http://schemas.openxmlformats.org/drawingml/2006/wordprocessingDrawing" xmlns:w10="urn:schemas-microsoft-com:office:word" xmlns:w="http://schemas.openxmlformats.org/wordprocessingml/2006/main" xmlns:w14="http://schemas.microsoft.com/office/word/2010/wordml" xmlns:w15="http://schemas.microsoft.com/office/word/2012/wordml" xmlns:w16cex="http://schemas.microsoft.com/office/word/2018/wordml/cex" xmlns:w16cid="http://schemas.microsoft.com/office/word/2016/wordml/cid" xmlns:w16="http://schemas.microsoft.com/office/word/2018/wordml" xmlns:w16du="http://schemas.microsoft.com/office/word/2023/wordml/word16du" xmlns:w16sdtdh="http://schemas.microsoft.com/office/word/2020/wordml/sdtdatahash" xmlns:w16sdtfl="http://schemas.microsoft.com/office/word/2024/wordml/sdtformatlock" xmlns:w16se="http://schemas.microsoft.com/office/word/2015/wordml/symex" xmlns:wpg="http://schemas.microsoft.com/office/word/2010/wordprocessingGroup" xmlns:wpi="http://schemas.microsoft.com/office/word/2010/wordprocessingInk" xmlns:wne="http://schemas.microsoft.com/office/word/2006/wordml" xmlns:wps="http://schemas.microsoft.com/office/word/2010/wordprocessingShape" mc:Ignorable="w14 w15 w16se w16cid w16 w16cex w16sdtdh w16sdtfl w16du wp14">
   <w:endnote w:type="separator" w:id="-1">
     <w:p>
       <w:r>
@@ -4342,7 +4130,7 @@
 </file>
 
 <file path=word/footer1.xml><?xml version="1.0" encoding="utf-8"?>
-<w:ftr xmlns:wpc="http://schemas.microsoft.com/office/word/2010/wordprocessingCanvas" xmlns:cx="http://schemas.microsoft.com/office/drawing/2014/chartex" xmlns:cx1="http://schemas.microsoft.com/office/drawing/2015/9/8/chartex" xmlns:cx2="http://schemas.microsoft.com/office/drawing/2015/10/21/chartex" xmlns:cx3="http://schemas.microsoft.com/office/drawing/2016/5/9/chartex" xmlns:cx4="http://schemas.microsoft.com/office/drawing/2016/5/10/chartex" xmlns:cx5="http://schemas.microsoft.com/office/drawing/2016/5/11/chartex" xmlns:cx6="http://schemas.microsoft.com/office/drawing/2016/5/12/chartex" xmlns:cx7="http://schemas.microsoft.com/office/drawing/2016/5/13/chartex" xmlns:cx8="http://schemas.microsoft.com/office/drawing/2016/5/14/chartex" xmlns:mc="http://schemas.openxmlformats.org/markup-compatibility/2006" xmlns:aink="http://schemas.microsoft.com/office/drawing/2016/ink" xmlns:am3d="http://schemas.microsoft.com/office/drawing/2017/model3d" xmlns:o="urn:schemas-microsoft-com:office:office" xmlns:oel="http://schemas.microsoft.com/office/2019/extlst" xmlns:r="http://schemas.openxmlformats.org/officeDocument/2006/relationships" xmlns:m="http://schemas.openxmlformats.org/officeDocument/2006/math" xmlns:v="urn:schemas-microsoft-com:vml" xmlns:wp14="http://schemas.microsoft.com/office/word/2010/wordprocessingDrawing" xmlns:wp="http://schemas.openxmlformats.org/drawingml/2006/wordprocessingDrawing" xmlns:w10="urn:schemas-microsoft-com:office:word" xmlns:w="http://schemas.openxmlformats.org/wordprocessingml/2006/main" xmlns:w14="http://schemas.microsoft.com/office/word/2010/wordml" xmlns:w15="http://schemas.microsoft.com/office/word/2012/wordml" xmlns:w16cei="http://schemas.microsoft.com/office/word/2026/wordml/cei" xmlns:w16cex="http://schemas.microsoft.com/office/word/2018/wordml/cex" xmlns:w16cid="http://schemas.microsoft.com/office/word/2016/wordml/cid" xmlns:w16="http://schemas.microsoft.com/office/word/2018/wordml" xmlns:w16du="http://schemas.microsoft.com/office/word/2023/wordml/word16du" xmlns:w16sdtdh="http://schemas.microsoft.com/office/word/2020/wordml/sdtdatahash" xmlns:w16sdtfl="http://schemas.microsoft.com/office/word/2024/wordml/sdtformatlock" xmlns:w16se="http://schemas.microsoft.com/office/word/2015/wordml/symex" xmlns:wpg="http://schemas.microsoft.com/office/word/2010/wordprocessingGroup" xmlns:wpi="http://schemas.microsoft.com/office/word/2010/wordprocessingInk" xmlns:wne="http://schemas.microsoft.com/office/word/2006/wordml" xmlns:wps="http://schemas.microsoft.com/office/word/2010/wordprocessingShape" mc:Ignorable="w14 w15 w16se w16cid w16 w16cex w16sdtdh w16sdtfl w16du wp14">
+<w:ftr xmlns:wpc="http://schemas.microsoft.com/office/word/2010/wordprocessingCanvas" xmlns:cx="http://schemas.microsoft.com/office/drawing/2014/chartex" xmlns:cx1="http://schemas.microsoft.com/office/drawing/2015/9/8/chartex" xmlns:cx2="http://schemas.microsoft.com/office/drawing/2015/10/21/chartex" xmlns:cx3="http://schemas.microsoft.com/office/drawing/2016/5/9/chartex" xmlns:cx4="http://schemas.microsoft.com/office/drawing/2016/5/10/chartex" xmlns:cx5="http://schemas.microsoft.com/office/drawing/2016/5/11/chartex" xmlns:cx6="http://schemas.microsoft.com/office/drawing/2016/5/12/chartex" xmlns:cx7="http://schemas.microsoft.com/office/drawing/2016/5/13/chartex" xmlns:cx8="http://schemas.microsoft.com/office/drawing/2016/5/14/chartex" xmlns:mc="http://schemas.openxmlformats.org/markup-compatibility/2006" xmlns:aink="http://schemas.microsoft.com/office/drawing/2016/ink" xmlns:am3d="http://schemas.microsoft.com/office/drawing/2017/model3d" xmlns:o="urn:schemas-microsoft-com:office:office" xmlns:oel="http://schemas.microsoft.com/office/2019/extlst" xmlns:r="http://schemas.openxmlformats.org/officeDocument/2006/relationships" xmlns:m="http://schemas.openxmlformats.org/officeDocument/2006/math" xmlns:v="urn:schemas-microsoft-com:vml" xmlns:wp14="http://schemas.microsoft.com/office/word/2010/wordprocessingDrawing" xmlns:wp="http://schemas.openxmlformats.org/drawingml/2006/wordprocessingDrawing" xmlns:w10="urn:schemas-microsoft-com:office:word" xmlns:w="http://schemas.openxmlformats.org/wordprocessingml/2006/main" xmlns:w14="http://schemas.microsoft.com/office/word/2010/wordml" xmlns:w15="http://schemas.microsoft.com/office/word/2012/wordml" xmlns:w16cex="http://schemas.microsoft.com/office/word/2018/wordml/cex" xmlns:w16cid="http://schemas.microsoft.com/office/word/2016/wordml/cid" xmlns:w16="http://schemas.microsoft.com/office/word/2018/wordml" xmlns:w16du="http://schemas.microsoft.com/office/word/2023/wordml/word16du" xmlns:w16sdtdh="http://schemas.microsoft.com/office/word/2020/wordml/sdtdatahash" xmlns:w16sdtfl="http://schemas.microsoft.com/office/word/2024/wordml/sdtformatlock" xmlns:w16se="http://schemas.microsoft.com/office/word/2015/wordml/symex" xmlns:wpg="http://schemas.microsoft.com/office/word/2010/wordprocessingGroup" xmlns:wpi="http://schemas.microsoft.com/office/word/2010/wordprocessingInk" xmlns:wne="http://schemas.microsoft.com/office/word/2006/wordml" xmlns:wps="http://schemas.microsoft.com/office/word/2010/wordprocessingShape" mc:Ignorable="w14 w15 w16se w16cid w16 w16cex w16sdtdh w16sdtfl w16du wp14">
   <w:p>
     <w:pPr>
       <w:pStyle w:val="Footer"/>
@@ -4490,7 +4278,7 @@
             </wp:anchor>
           </w:drawing>
         </mc:Choice>
-        <mc:Fallback>
+        <mc:Fallback xmlns:w16cei="http://schemas.microsoft.com/office/word/2026/wordml/cei">
           <w:pict>
             <v:line w14:anchorId="736FF723" id="Line 416" o:spid="_x0000_s1026" style="position:absolute;z-index:251666432;visibility:visible;mso-wrap-style:square;mso-width-percent:0;mso-height-percent:0;mso-wrap-distance-left:9pt;mso-wrap-distance-top:0;mso-wrap-distance-right:9pt;mso-wrap-distance-bottom:0;mso-position-horizontal:center;mso-position-horizontal-relative:margin;mso-position-vertical:absolute;mso-position-vertical-relative:text;mso-width-percent:0;mso-height-percent:0;mso-width-relative:page;mso-height-relative:page" from="0,-22.8pt" to="496.05pt,-22.8pt" o:gfxdata="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" strokecolor="#7f7f7f [1612]" strokeweight="1.5pt">
               <v:stroke joinstyle="miter"/>
@@ -4505,7 +4293,7 @@
 </file>
 
 <file path=word/footnotes.xml><?xml version="1.0" encoding="utf-8"?>
-<w:footnotes xmlns:wpc="http://schemas.microsoft.com/office/word/2010/wordprocessingCanvas" xmlns:cx="http://schemas.microsoft.com/office/drawing/2014/chartex" xmlns:cx1="http://schemas.microsoft.com/office/drawing/2015/9/8/chartex" xmlns:cx2="http://schemas.microsoft.com/office/drawing/2015/10/21/chartex" xmlns:cx3="http://schemas.microsoft.com/office/drawing/2016/5/9/chartex" xmlns:cx4="http://schemas.microsoft.com/office/drawing/2016/5/10/chartex" xmlns:cx5="http://schemas.microsoft.com/office/drawing/2016/5/11/chartex" xmlns:cx6="http://schemas.microsoft.com/office/drawing/2016/5/12/chartex" xmlns:cx7="http://schemas.microsoft.com/office/drawing/2016/5/13/chartex" xmlns:cx8="http://schemas.microsoft.com/office/drawing/2016/5/14/chartex" xmlns:mc="http://schemas.openxmlformats.org/markup-compatibility/2006" xmlns:aink="http://schemas.microsoft.com/office/drawing/2016/ink" xmlns:am3d="http://schemas.microsoft.com/office/drawing/2017/model3d" xmlns:o="urn:schemas-microsoft-com:office:office" xmlns:oel="http://schemas.microsoft.com/office/2019/extlst" xmlns:r="http://schemas.openxmlformats.org/officeDocument/2006/relationships" xmlns:m="http://schemas.openxmlformats.org/officeDocument/2006/math" xmlns:v="urn:schemas-microsoft-com:vml" xmlns:wp14="http://schemas.microsoft.com/office/word/2010/wordprocessingDrawing" xmlns:wp="http://schemas.openxmlformats.org/drawingml/2006/wordprocessingDrawing" xmlns:w10="urn:schemas-microsoft-com:office:word" xmlns:w="http://schemas.openxmlformats.org/wordprocessingml/2006/main" xmlns:w14="http://schemas.microsoft.com/office/word/2010/wordml" xmlns:w15="http://schemas.microsoft.com/office/word/2012/wordml" xmlns:w16cei="http://schemas.microsoft.com/office/word/2026/wordml/cei" xmlns:w16cex="http://schemas.microsoft.com/office/word/2018/wordml/cex" xmlns:w16cid="http://schemas.microsoft.com/office/word/2016/wordml/cid" xmlns:w16="http://schemas.microsoft.com/office/word/2018/wordml" xmlns:w16du="http://schemas.microsoft.com/office/word/2023/wordml/word16du" xmlns:w16sdtdh="http://schemas.microsoft.com/office/word/2020/wordml/sdtdatahash" xmlns:w16sdtfl="http://schemas.microsoft.com/office/word/2024/wordml/sdtformatlock" xmlns:w16se="http://schemas.microsoft.com/office/word/2015/wordml/symex" xmlns:wpg="http://schemas.microsoft.com/office/word/2010/wordprocessingGroup" xmlns:wpi="http://schemas.microsoft.com/office/word/2010/wordprocessingInk" xmlns:wne="http://schemas.microsoft.com/office/word/2006/wordml" xmlns:wps="http://schemas.microsoft.com/office/word/2010/wordprocessingShape" mc:Ignorable="w14 w15 w16se w16cid w16 w16cex w16sdtdh w16sdtfl w16du wp14">
+<w:footnotes xmlns:wpc="http://schemas.microsoft.com/office/word/2010/wordprocessingCanvas" xmlns:cx="http://schemas.microsoft.com/office/drawing/2014/chartex" xmlns:cx1="http://schemas.microsoft.com/office/drawing/2015/9/8/chartex" xmlns:cx2="http://schemas.microsoft.com/office/drawing/2015/10/21/chartex" xmlns:cx3="http://schemas.microsoft.com/office/drawing/2016/5/9/chartex" xmlns:cx4="http://schemas.microsoft.com/office/drawing/2016/5/10/chartex" xmlns:cx5="http://schemas.microsoft.com/office/drawing/2016/5/11/chartex" xmlns:cx6="http://schemas.microsoft.com/office/drawing/2016/5/12/chartex" xmlns:cx7="http://schemas.microsoft.com/office/drawing/2016/5/13/chartex" xmlns:cx8="http://schemas.microsoft.com/office/drawing/2016/5/14/chartex" xmlns:mc="http://schemas.openxmlformats.org/markup-compatibility/2006" xmlns:aink="http://schemas.microsoft.com/office/drawing/2016/ink" xmlns:am3d="http://schemas.microsoft.com/office/drawing/2017/model3d" xmlns:o="urn:schemas-microsoft-com:office:office" xmlns:oel="http://schemas.microsoft.com/office/2019/extlst" xmlns:r="http://schemas.openxmlformats.org/officeDocument/2006/relationships" xmlns:m="http://schemas.openxmlformats.org/officeDocument/2006/math" xmlns:v="urn:schemas-microsoft-com:vml" xmlns:wp14="http://schemas.microsoft.com/office/word/2010/wordprocessingDrawing" xmlns:wp="http://schemas.openxmlformats.org/drawingml/2006/wordprocessingDrawing" xmlns:w10="urn:schemas-microsoft-com:office:word" xmlns:w="http://schemas.openxmlformats.org/wordprocessingml/2006/main" xmlns:w14="http://schemas.microsoft.com/office/word/2010/wordml" xmlns:w15="http://schemas.microsoft.com/office/word/2012/wordml" xmlns:w16cex="http://schemas.microsoft.com/office/word/2018/wordml/cex" xmlns:w16cid="http://schemas.microsoft.com/office/word/2016/wordml/cid" xmlns:w16="http://schemas.microsoft.com/office/word/2018/wordml" xmlns:w16du="http://schemas.microsoft.com/office/word/2023/wordml/word16du" xmlns:w16sdtdh="http://schemas.microsoft.com/office/word/2020/wordml/sdtdatahash" xmlns:w16sdtfl="http://schemas.microsoft.com/office/word/2024/wordml/sdtformatlock" xmlns:w16se="http://schemas.microsoft.com/office/word/2015/wordml/symex" xmlns:wpg="http://schemas.microsoft.com/office/word/2010/wordprocessingGroup" xmlns:wpi="http://schemas.microsoft.com/office/word/2010/wordprocessingInk" xmlns:wne="http://schemas.microsoft.com/office/word/2006/wordml" xmlns:wps="http://schemas.microsoft.com/office/word/2010/wordprocessingShape" mc:Ignorable="w14 w15 w16se w16cid w16 w16cex w16sdtdh w16sdtfl w16du wp14">
   <w:footnote w:type="separator" w:id="-1">
     <w:p>
       <w:r>
@@ -4524,7 +4312,7 @@
 </file>
 
 <file path=word/header1.xml><?xml version="1.0" encoding="utf-8"?>
-<w:hdr xmlns:wpc="http://schemas.microsoft.com/office/word/2010/wordprocessingCanvas" xmlns:cx="http://schemas.microsoft.com/office/drawing/2014/chartex" xmlns:cx1="http://schemas.microsoft.com/office/drawing/2015/9/8/chartex" xmlns:cx2="http://schemas.microsoft.com/office/drawing/2015/10/21/chartex" xmlns:cx3="http://schemas.microsoft.com/office/drawing/2016/5/9/chartex" xmlns:cx4="http://schemas.microsoft.com/office/drawing/2016/5/10/chartex" xmlns:cx5="http://schemas.microsoft.com/office/drawing/2016/5/11/chartex" xmlns:cx6="http://schemas.microsoft.com/office/drawing/2016/5/12/chartex" xmlns:cx7="http://schemas.microsoft.com/office/drawing/2016/5/13/chartex" xmlns:cx8="http://schemas.microsoft.com/office/drawing/2016/5/14/chartex" xmlns:mc="http://schemas.openxmlformats.org/markup-compatibility/2006" xmlns:aink="http://schemas.microsoft.com/office/drawing/2016/ink" xmlns:am3d="http://schemas.microsoft.com/office/drawing/2017/model3d" xmlns:o="urn:schemas-microsoft-com:office:office" xmlns:oel="http://schemas.microsoft.com/office/2019/extlst" xmlns:r="http://schemas.openxmlformats.org/officeDocument/2006/relationships" xmlns:m="http://schemas.openxmlformats.org/officeDocument/2006/math" xmlns:v="urn:schemas-microsoft-com:vml" xmlns:wp14="http://schemas.microsoft.com/office/word/2010/wordprocessingDrawing" xmlns:wp="http://schemas.openxmlformats.org/drawingml/2006/wordprocessingDrawing" xmlns:w10="urn:schemas-microsoft-com:office:word" xmlns:w="http://schemas.openxmlformats.org/wordprocessingml/2006/main" xmlns:w14="http://schemas.microsoft.com/office/word/2010/wordml" xmlns:w15="http://schemas.microsoft.com/office/word/2012/wordml" xmlns:w16cei="http://schemas.microsoft.com/office/word/2026/wordml/cei" xmlns:w16cex="http://schemas.microsoft.com/office/word/2018/wordml/cex" xmlns:w16cid="http://schemas.microsoft.com/office/word/2016/wordml/cid" xmlns:w16="http://schemas.microsoft.com/office/word/2018/wordml" xmlns:w16du="http://schemas.microsoft.com/office/word/2023/wordml/word16du" xmlns:w16sdtdh="http://schemas.microsoft.com/office/word/2020/wordml/sdtdatahash" xmlns:w16sdtfl="http://schemas.microsoft.com/office/word/2024/wordml/sdtformatlock" xmlns:w16se="http://schemas.microsoft.com/office/word/2015/wordml/symex" xmlns:wpg="http://schemas.microsoft.com/office/word/2010/wordprocessingGroup" xmlns:wpi="http://schemas.microsoft.com/office/word/2010/wordprocessingInk" xmlns:wne="http://schemas.microsoft.com/office/word/2006/wordml" xmlns:wps="http://schemas.microsoft.com/office/word/2010/wordprocessingShape" mc:Ignorable="w14 w15 w16se w16cid w16 w16cex w16sdtdh w16sdtfl w16du wp14">
+<w:hdr xmlns:wpc="http://schemas.microsoft.com/office/word/2010/wordprocessingCanvas" xmlns:cx="http://schemas.microsoft.com/office/drawing/2014/chartex" xmlns:cx1="http://schemas.microsoft.com/office/drawing/2015/9/8/chartex" xmlns:cx2="http://schemas.microsoft.com/office/drawing/2015/10/21/chartex" xmlns:cx3="http://schemas.microsoft.com/office/drawing/2016/5/9/chartex" xmlns:cx4="http://schemas.microsoft.com/office/drawing/2016/5/10/chartex" xmlns:cx5="http://schemas.microsoft.com/office/drawing/2016/5/11/chartex" xmlns:cx6="http://schemas.microsoft.com/office/drawing/2016/5/12/chartex" xmlns:cx7="http://schemas.microsoft.com/office/drawing/2016/5/13/chartex" xmlns:cx8="http://schemas.microsoft.com/office/drawing/2016/5/14/chartex" xmlns:mc="http://schemas.openxmlformats.org/markup-compatibility/2006" xmlns:aink="http://schemas.microsoft.com/office/drawing/2016/ink" xmlns:am3d="http://schemas.microsoft.com/office/drawing/2017/model3d" xmlns:o="urn:schemas-microsoft-com:office:office" xmlns:oel="http://schemas.microsoft.com/office/2019/extlst" xmlns:r="http://schemas.openxmlformats.org/officeDocument/2006/relationships" xmlns:m="http://schemas.openxmlformats.org/officeDocument/2006/math" xmlns:v="urn:schemas-microsoft-com:vml" xmlns:wp14="http://schemas.microsoft.com/office/word/2010/wordprocessingDrawing" xmlns:wp="http://schemas.openxmlformats.org/drawingml/2006/wordprocessingDrawing" xmlns:w10="urn:schemas-microsoft-com:office:word" xmlns:w="http://schemas.openxmlformats.org/wordprocessingml/2006/main" xmlns:w14="http://schemas.microsoft.com/office/word/2010/wordml" xmlns:w15="http://schemas.microsoft.com/office/word/2012/wordml" xmlns:w16cex="http://schemas.microsoft.com/office/word/2018/wordml/cex" xmlns:w16cid="http://schemas.microsoft.com/office/word/2016/wordml/cid" xmlns:w16="http://schemas.microsoft.com/office/word/2018/wordml" xmlns:w16du="http://schemas.microsoft.com/office/word/2023/wordml/word16du" xmlns:w16sdtdh="http://schemas.microsoft.com/office/word/2020/wordml/sdtdatahash" xmlns:w16sdtfl="http://schemas.microsoft.com/office/word/2024/wordml/sdtformatlock" xmlns:w16se="http://schemas.microsoft.com/office/word/2015/wordml/symex" xmlns:wpg="http://schemas.microsoft.com/office/word/2010/wordprocessingGroup" xmlns:wpi="http://schemas.microsoft.com/office/word/2010/wordprocessingInk" xmlns:wne="http://schemas.microsoft.com/office/word/2006/wordml" xmlns:wps="http://schemas.microsoft.com/office/word/2010/wordprocessingShape" mc:Ignorable="w14 w15 w16se w16cid w16 w16cex w16sdtdh w16sdtfl w16du wp14">
   <w:tbl>
     <w:tblPr>
       <w:tblW w:w="9957" w:type="dxa"/>
@@ -4814,7 +4602,7 @@
             </wp:anchor>
           </w:drawing>
         </mc:Choice>
-        <mc:Fallback>
+        <mc:Fallback xmlns:w16cei="http://schemas.microsoft.com/office/word/2026/wordml/cei">
           <w:pict>
             <v:line w14:anchorId="1F9328B4" id="Line 416" o:spid="_x0000_s1026" style="position:absolute;z-index:251664384;visibility:visible;mso-wrap-style:square;mso-width-percent:0;mso-height-percent:0;mso-wrap-distance-left:9pt;mso-wrap-distance-top:0;mso-wrap-distance-right:9pt;mso-wrap-distance-bottom:0;mso-position-horizontal:absolute;mso-position-horizontal-relative:margin;mso-position-vertical:absolute;mso-position-vertical-relative:text;mso-width-percent:0;mso-height-percent:0;mso-width-relative:page;mso-height-relative:page" from="-24.1pt,2.65pt" to="471.95pt,2.65pt" o:gfxdata="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" strokeweight="3.75pt">
               <v:stroke linestyle="thinThick"/>
@@ -5240,7 +5028,6 @@
   <w:style w:type="character" w:default="1" w:styleId="DefaultParagraphFont">
     <w:name w:val="Default Paragraph Font"/>
     <w:uiPriority w:val="1"/>
-    <w:semiHidden/>
     <w:unhideWhenUsed/>
   </w:style>
   <w:style w:type="table" w:default="1" w:styleId="TableNormal">

--- a/template/SK-4/ba SK IV TEMPLATE.docx
+++ b/template/SK-4/ba SK IV TEMPLATE.docx
@@ -3099,7 +3099,14 @@
                 <w:color w:val="000000" w:themeColor="text1"/>
                 <w:lang w:val="en-US"/>
               </w:rPr>
-              <w:t>Nama penguji I</w:t>
+              <w:t>${nama_penguji_i}</w:t>
+            </w:r>
+            <w:r>
+              <w:rPr>
+                <w:color w:val="000000" w:themeColor="text1"/>
+                <w:lang w:val="en-US"/>
+              </w:rPr>
+              <w:t xml:space="preserve"/>
             </w:r>
           </w:p>
         </w:tc>
@@ -3204,7 +3211,14 @@
                 <w:color w:val="000000" w:themeColor="text1"/>
                 <w:lang w:val="en-US"/>
               </w:rPr>
-              <w:t>Nama penguji II</w:t>
+              <w:t>${nama_penguji_ii}</w:t>
+            </w:r>
+            <w:r>
+              <w:rPr>
+                <w:color w:val="000000" w:themeColor="text1"/>
+                <w:lang w:val="en-US"/>
+              </w:rPr>
+              <w:t xml:space="preserve"/>
             </w:r>
           </w:p>
         </w:tc>
@@ -3309,7 +3323,14 @@
                 <w:color w:val="000000" w:themeColor="text1"/>
                 <w:lang w:val="en-US"/>
               </w:rPr>
-              <w:t>Nama penguji III</w:t>
+              <w:t>${nama_penguji_iii}</w:t>
+            </w:r>
+            <w:r>
+              <w:rPr>
+                <w:color w:val="000000" w:themeColor="text1"/>
+                <w:lang w:val="en-US"/>
+              </w:rPr>
+              <w:t xml:space="preserve"/>
             </w:r>
           </w:p>
         </w:tc>
@@ -3415,7 +3436,7 @@
                 <w:color w:val="000000" w:themeColor="text1"/>
                 <w:lang w:val="en-US"/>
               </w:rPr>
-              <w:t>Nama penguji IV</w:t>
+              <w:t>…………………………</w:t>
             </w:r>
           </w:p>
         </w:tc>
@@ -3437,7 +3458,7 @@
                 <w:color w:val="000000" w:themeColor="text1"/>
                 <w:spacing w:val="-2"/>
               </w:rPr>
-              <w:t>(Penguji)</w:t>
+              <w:t>(Penguji-1)</w:t>
             </w:r>
           </w:p>
         </w:tc>
@@ -3529,7 +3550,7 @@
                 <w:color w:val="000000" w:themeColor="text1"/>
                 <w:spacing w:val="-2"/>
               </w:rPr>
-              <w:t>(Penguji)</w:t>
+              <w:t>(Penguji-2)</w:t>
             </w:r>
           </w:p>
         </w:tc>
@@ -3551,120 +3572,12 @@
                 <w:color w:val="000000" w:themeColor="text1"/>
                 <w:spacing w:val="-2"/>
               </w:rPr>
-              <w:t>${signature}</w:t>
-            </w:r>
-          </w:p>
-        </w:tc>
-      </w:tr>
-      <w:tr>
-        <w:trPr>
-          <w:trHeight w:val="287"/>
-        </w:trPr>
-        <w:tc>
-          <w:tcPr>
-            <w:tcW w:w="322" w:type="dxa"/>
-          </w:tcPr>
-          <w:p>
-            <w:pPr>
-              <w:pStyle w:val="TableParagraph"/>
-              <w:spacing w:line="360" w:lineRule="auto"/>
-              <w:ind w:left="50"/>
-              <w:rPr>
-                <w:color w:val="000000" w:themeColor="text1"/>
-              </w:rPr>
-            </w:pPr>
-            <w:r>
-              <w:rPr>
-                <w:color w:val="000000" w:themeColor="text1"/>
-              </w:rPr>
-              <w:t>6.</w:t>
-            </w:r>
-          </w:p>
-        </w:tc>
-        <w:tc>
-          <w:tcPr>
-            <w:tcW w:w="4102" w:type="dxa"/>
-          </w:tcPr>
-          <w:p>
-            <w:pPr>
-              <w:pStyle w:val="TableParagraph"/>
-              <w:spacing w:line="360" w:lineRule="auto"/>
-              <w:ind w:left="162"/>
-              <w:rPr>
-                <w:color w:val="000000" w:themeColor="text1"/>
-                <w:spacing w:val="-2"/>
-              </w:rPr>
-            </w:pPr>
-            <w:r>
-              <w:rPr>
-                <w:color w:val="000000" w:themeColor="text1"/>
-                <w:spacing w:val="-2"/>
-                <w:lang w:val="en-US"/>
-              </w:rPr>
-              <w:t>………………………….</w:t>
-            </w:r>
-          </w:p>
-        </w:tc>
-        <w:tc>
-          <w:tcPr>
-            <w:tcW w:w="2413" w:type="dxa"/>
-          </w:tcPr>
-          <w:p>
-            <w:pPr>
-              <w:pStyle w:val="TableParagraph"/>
-              <w:spacing w:line="360" w:lineRule="auto"/>
-              <w:ind w:left="364"/>
-              <w:rPr>
-                <w:color w:val="000000" w:themeColor="text1"/>
-                <w:spacing w:val="-2"/>
-              </w:rPr>
-            </w:pPr>
-            <w:r>
-              <w:rPr>
-                <w:color w:val="000000" w:themeColor="text1"/>
-                <w:spacing w:val="-2"/>
-              </w:rPr>
-              <w:t>(Penguji)</w:t>
-            </w:r>
-          </w:p>
-        </w:tc>
-        <w:tc>
-          <w:tcPr>
-            <w:tcW w:w="1680" w:type="dxa"/>
-          </w:tcPr>
-          <w:p>
-            <w:pPr>
-              <w:pStyle w:val="TableParagraph"/>
-              <w:spacing w:line="360" w:lineRule="auto"/>
-              <w:ind w:left="197"/>
-              <w:rPr>
-                <w:color w:val="000000" w:themeColor="text1"/>
-                <w:spacing w:val="-2"/>
-              </w:rPr>
-            </w:pPr>
-            <w:r>
-              <w:rPr>
-                <w:color w:val="000000" w:themeColor="text1"/>
-                <w:spacing w:val="-2"/>
-              </w:rPr>
-              <w:t>${signature}</w:t>
+              <w:t/>
             </w:r>
           </w:p>
         </w:tc>
       </w:tr>
     </w:tbl>
-    <w:p>
-      <w:pPr>
-        <w:pStyle w:val="BodyText"/>
-        <w:spacing w:before="11"/>
-        <w:ind w:left="0"/>
-        <w:rPr>
-          <w:b/>
-          <w:color w:val="000000" w:themeColor="text1"/>
-          <w:sz w:val="22"/>
-        </w:rPr>
-      </w:pPr>
-    </w:p>
     <w:p>
       <w:pPr>
         <w:ind w:right="26"/>
@@ -3779,7 +3692,6 @@
               <w:rPr>
                 <w:color w:val="000000" w:themeColor="text1"/>
                 <w:sz w:val="22"/>
-                <w:lang w:val="fi-FI"/>
               </w:rPr>
             </w:pPr>
             <w:r>
@@ -3801,7 +3713,6 @@
                 <w:color w:val="000000" w:themeColor="text1"/>
                 <w:sz w:val="22"/>
                 <w:u w:val="single"/>
-                <w:lang w:val="fi-FI"/>
               </w:rPr>
             </w:pPr>
             <w:r>
@@ -3811,7 +3722,6 @@
                 <w:color w:val="000000" w:themeColor="text1"/>
                 <w:sz w:val="22"/>
                 <w:u w:val="single"/>
-                <w:lang w:val="fi-FI"/>
               </w:rPr>
               <w:t>${nama_kaprodi}</w:t>
             </w:r>
@@ -3822,7 +3732,6 @@
                 <w:color w:val="000000" w:themeColor="text1"/>
                 <w:sz w:val="22"/>
                 <w:u w:val="single"/>
-                <w:lang w:val="fi-FI"/>
               </w:rPr>
               <w:t/>
             </w:r>
@@ -3833,7 +3742,6 @@
                 <w:color w:val="000000" w:themeColor="text1"/>
                 <w:sz w:val="22"/>
                 <w:u w:val="single"/>
-                <w:lang w:val="fi-FI"/>
               </w:rPr>
               <w:t/>
             </w:r>
@@ -3845,14 +3753,12 @@
               <w:rPr>
                 <w:color w:val="000000" w:themeColor="text1"/>
                 <w:sz w:val="22"/>
-                <w:lang w:val="fi-FI"/>
               </w:rPr>
             </w:pPr>
             <w:r>
               <w:rPr>
                 <w:color w:val="000000" w:themeColor="text1"/>
                 <w:sz w:val="22"/>
-                <w:lang w:val="fi-FI"/>
               </w:rPr>
               <w:t xml:space="preserve">NIP </w:t>
             </w:r>
@@ -3860,7 +3766,6 @@
               <w:rPr>
                 <w:color w:val="000000" w:themeColor="text1"/>
                 <w:sz w:val="22"/>
-                <w:lang w:val="fi-FI"/>
               </w:rPr>
               <w:t>${nip_kaprodi}</w:t>
             </w:r>
@@ -3868,7 +3773,6 @@
               <w:rPr>
                 <w:color w:val="000000" w:themeColor="text1"/>
                 <w:sz w:val="22"/>
-                <w:lang w:val="fi-FI"/>
               </w:rPr>
               <w:t/>
             </w:r>
@@ -3876,7 +3780,6 @@
               <w:rPr>
                 <w:color w:val="000000" w:themeColor="text1"/>
                 <w:sz w:val="22"/>
-                <w:lang w:val="fi-FI"/>
               </w:rPr>
               <w:t/>
             </w:r>
@@ -5028,6 +4931,7 @@
   <w:style w:type="character" w:default="1" w:styleId="DefaultParagraphFont">
     <w:name w:val="Default Paragraph Font"/>
     <w:uiPriority w:val="1"/>
+    <w:semiHidden/>
     <w:unhideWhenUsed/>
   </w:style>
   <w:style w:type="table" w:default="1" w:styleId="TableNormal">
